--- a/1 - Ideazione/2 - Modello dei Casi d'Uso.docx
+++ b/1 - Ideazione/2 - Modello dei Casi d'Uso.docx
@@ -1060,7 +1060,43 @@
         <w:rPr>
           <w:rFonts w:ascii="Arial" w:hAnsi="Arial" w:cs="Arial"/>
         </w:rPr>
-        <w:t>Nella prima iterazione si è scelto di fornire una descrizione in formato dettagliato per i primi due casi d’uso:</w:t>
+        <w:t xml:space="preserve">Nella </w:t>
+      </w:r>
+      <w:r>
+        <w:rPr>
+          <w:rFonts w:ascii="Arial" w:hAnsi="Arial" w:cs="Arial"/>
+        </w:rPr>
+        <w:t>seconda</w:t>
+      </w:r>
+      <w:r>
+        <w:rPr>
+          <w:rFonts w:ascii="Arial" w:hAnsi="Arial" w:cs="Arial"/>
+        </w:rPr>
+        <w:t xml:space="preserve"> iterazione si è scelto di fornire una descrizione in formato</w:t>
+      </w:r>
+      <w:r>
+        <w:rPr>
+          <w:rFonts w:ascii="Arial" w:hAnsi="Arial" w:cs="Arial"/>
+        </w:rPr>
+        <w:t xml:space="preserve"> dettagliato</w:t>
+      </w:r>
+      <w:r>
+        <w:rPr>
+          <w:rFonts w:ascii="Arial" w:hAnsi="Arial" w:cs="Arial"/>
+        </w:rPr>
+        <w:t xml:space="preserve"> de</w:t>
+      </w:r>
+      <w:r>
+        <w:rPr>
+          <w:rFonts w:ascii="Arial" w:hAnsi="Arial" w:cs="Arial"/>
+        </w:rPr>
+        <w:t>i casi d’uso UC3 e UC4</w:t>
+      </w:r>
+      <w:r>
+        <w:rPr>
+          <w:rFonts w:ascii="Arial" w:hAnsi="Arial" w:cs="Arial"/>
+        </w:rPr>
+        <w:t>:</w:t>
       </w:r>
     </w:p>
     <w:p>
@@ -1072,13 +1108,15 @@
         </w:numPr>
         <w:rPr>
           <w:rFonts w:ascii="Arial" w:hAnsi="Arial" w:cs="Arial"/>
+          <w:color w:val="000000" w:themeColor="text1"/>
         </w:rPr>
       </w:pPr>
       <w:r>
         <w:rPr>
           <w:rFonts w:ascii="Arial" w:hAnsi="Arial" w:cs="Arial"/>
-        </w:rPr>
-        <w:t>Registra atleta e i relativi dati</w:t>
+          <w:color w:val="000000" w:themeColor="text1"/>
+        </w:rPr>
+        <w:t>UC3: Crea una nuova competizione</w:t>
       </w:r>
     </w:p>
     <w:p>
@@ -1090,26 +1128,15 @@
         </w:numPr>
         <w:rPr>
           <w:rFonts w:ascii="Arial" w:hAnsi="Arial" w:cs="Arial"/>
+          <w:color w:val="000000" w:themeColor="text1"/>
         </w:rPr>
       </w:pPr>
       <w:r>
         <w:rPr>
           <w:rFonts w:ascii="Arial" w:hAnsi="Arial" w:cs="Arial"/>
-        </w:rPr>
-        <w:t>Calcola il punteggio di un set</w:t>
-      </w:r>
-    </w:p>
-    <w:p>
-      <w:pPr>
-        <w:rPr>
-          <w:rFonts w:ascii="Arial" w:hAnsi="Arial" w:cs="Arial"/>
-        </w:rPr>
-      </w:pPr>
-      <w:r>
-        <w:rPr>
-          <w:rFonts w:ascii="Arial" w:hAnsi="Arial" w:cs="Arial"/>
-        </w:rPr>
-        <w:t>Per i restanti casi d’uso si fornisce una descrizione dettagliata.</w:t>
+          <w:color w:val="000000" w:themeColor="text1"/>
+        </w:rPr>
+        <w:t>UC4: Gestisci la classifica per le qualificazioni</w:t>
       </w:r>
     </w:p>
     <w:p>
@@ -2088,7 +2115,6 @@
                 <w:rFonts w:ascii="Arial" w:hAnsi="Arial" w:cs="Arial"/>
                 <w:color w:val="000000" w:themeColor="text1"/>
               </w:rPr>
-              <w:lastRenderedPageBreak/>
               <w:t>Atleta: vuole essere valutato in maniera attendibile</w:t>
             </w:r>
             <w:r>
@@ -2328,7 +2354,7 @@
                 <w:rFonts w:ascii="Arial" w:hAnsi="Arial" w:cs="Arial"/>
                 <w:color w:val="000000" w:themeColor="text1"/>
               </w:rPr>
-              <w:t>-10%, -25%, -50%, -100%)</w:t>
+              <w:t>-10%, -25%, -50%)</w:t>
             </w:r>
             <w:r>
               <w:rPr>
@@ -2398,14 +2424,14 @@
                 <w:rFonts w:ascii="Arial" w:hAnsi="Arial" w:cs="Arial"/>
                 <w:color w:val="000000" w:themeColor="text1"/>
               </w:rPr>
-              <w:t xml:space="preserve"> e dei bonus completezza</w:t>
-            </w:r>
-            <w:r>
-              <w:rPr>
-                <w:rFonts w:ascii="Arial" w:hAnsi="Arial" w:cs="Arial"/>
-                <w:color w:val="000000" w:themeColor="text1"/>
-              </w:rPr>
-              <w:t xml:space="preserve"> se si esegue almeno una skill per ogni categoria</w:t>
+              <w:t xml:space="preserve"> e dei </w:t>
+            </w:r>
+            <w:r>
+              <w:rPr>
+                <w:rFonts w:ascii="Arial" w:hAnsi="Arial" w:cs="Arial"/>
+                <w:color w:val="000000" w:themeColor="text1"/>
+              </w:rPr>
+              <w:t>vari bonus di merito</w:t>
             </w:r>
             <w:r>
               <w:rPr>
@@ -2706,65 +2732,474 @@
         <w:t>Crea una nuova competizione</w:t>
       </w:r>
     </w:p>
-    <w:p>
-      <w:pPr>
-        <w:pStyle w:val="Paragrafoelenco"/>
-        <w:numPr>
-          <w:ilvl w:val="0"/>
-          <w:numId w:val="15"/>
-        </w:numPr>
-        <w:rPr>
-          <w:rFonts w:ascii="Arial" w:hAnsi="Arial" w:cs="Arial"/>
-        </w:rPr>
-      </w:pPr>
-      <w:r>
-        <w:rPr>
-          <w:rFonts w:ascii="Arial" w:hAnsi="Arial" w:cs="Arial"/>
-        </w:rPr>
-        <w:t>L’addetto richiede al sistema la creazione di una nuova competizione</w:t>
-      </w:r>
-      <w:r>
-        <w:rPr>
-          <w:rFonts w:ascii="Arial" w:hAnsi="Arial" w:cs="Arial"/>
-        </w:rPr>
-        <w:t>.</w:t>
-      </w:r>
-    </w:p>
-    <w:p>
-      <w:pPr>
-        <w:pStyle w:val="Paragrafoelenco"/>
-        <w:numPr>
-          <w:ilvl w:val="0"/>
-          <w:numId w:val="15"/>
-        </w:numPr>
-        <w:rPr>
-          <w:rFonts w:ascii="Arial" w:hAnsi="Arial" w:cs="Arial"/>
-        </w:rPr>
-      </w:pPr>
-      <w:r>
-        <w:rPr>
-          <w:rFonts w:ascii="Arial" w:hAnsi="Arial" w:cs="Arial"/>
-        </w:rPr>
-        <w:t>Il sistema chiede l’inserimento dei dati relativi alla competizione.</w:t>
-      </w:r>
-    </w:p>
-    <w:p>
-      <w:pPr>
-        <w:pStyle w:val="Paragrafoelenco"/>
-        <w:numPr>
-          <w:ilvl w:val="0"/>
-          <w:numId w:val="15"/>
-        </w:numPr>
-        <w:rPr>
-          <w:rFonts w:ascii="Arial" w:hAnsi="Arial" w:cs="Arial"/>
-        </w:rPr>
-      </w:pPr>
-      <w:r>
-        <w:rPr>
-          <w:rFonts w:ascii="Arial" w:hAnsi="Arial" w:cs="Arial"/>
-        </w:rPr>
-        <w:t>L’addetto inserisce il nome della competizione, un codice univoco e la data.</w:t>
-      </w:r>
+    <w:tbl>
+      <w:tblPr>
+        <w:tblStyle w:val="Grigliatabella"/>
+        <w:tblW w:w="0" w:type="auto"/>
+        <w:tblLook w:val="04A0" w:firstRow="1" w:lastRow="0" w:firstColumn="1" w:lastColumn="0" w:noHBand="0" w:noVBand="1"/>
+      </w:tblPr>
+      <w:tblGrid>
+        <w:gridCol w:w="3681"/>
+        <w:gridCol w:w="5947"/>
+      </w:tblGrid>
+      <w:tr>
+        <w:tc>
+          <w:tcPr>
+            <w:tcW w:w="3681" w:type="dxa"/>
+          </w:tcPr>
+          <w:p>
+            <w:pPr>
+              <w:rPr>
+                <w:rFonts w:ascii="Arial" w:hAnsi="Arial" w:cs="Arial"/>
+                <w:color w:val="000000" w:themeColor="text1"/>
+              </w:rPr>
+            </w:pPr>
+            <w:r>
+              <w:rPr>
+                <w:rFonts w:ascii="Arial" w:hAnsi="Arial" w:cs="Arial"/>
+                <w:color w:val="000000" w:themeColor="text1"/>
+              </w:rPr>
+              <w:t>Nome del caso d’uso</w:t>
+            </w:r>
+          </w:p>
+        </w:tc>
+        <w:tc>
+          <w:tcPr>
+            <w:tcW w:w="5947" w:type="dxa"/>
+          </w:tcPr>
+          <w:p>
+            <w:pPr>
+              <w:rPr>
+                <w:rFonts w:ascii="Arial" w:hAnsi="Arial" w:cs="Arial"/>
+              </w:rPr>
+            </w:pPr>
+            <w:r>
+              <w:rPr>
+                <w:rFonts w:ascii="Arial" w:hAnsi="Arial" w:cs="Arial"/>
+                <w:color w:val="000000" w:themeColor="text1"/>
+              </w:rPr>
+              <w:t>UC</w:t>
+            </w:r>
+            <w:r>
+              <w:rPr>
+                <w:rFonts w:ascii="Arial" w:hAnsi="Arial" w:cs="Arial"/>
+                <w:color w:val="000000" w:themeColor="text1"/>
+              </w:rPr>
+              <w:t>3</w:t>
+            </w:r>
+            <w:r>
+              <w:rPr>
+                <w:rFonts w:ascii="Arial" w:hAnsi="Arial" w:cs="Arial"/>
+                <w:color w:val="000000" w:themeColor="text1"/>
+              </w:rPr>
+              <w:t xml:space="preserve">: </w:t>
+            </w:r>
+            <w:r>
+              <w:rPr>
+                <w:rFonts w:ascii="Arial" w:hAnsi="Arial" w:cs="Arial"/>
+              </w:rPr>
+              <w:t>Crea una nuova competizione</w:t>
+            </w:r>
+          </w:p>
+        </w:tc>
+      </w:tr>
+      <w:tr>
+        <w:tc>
+          <w:tcPr>
+            <w:tcW w:w="3681" w:type="dxa"/>
+          </w:tcPr>
+          <w:p>
+            <w:pPr>
+              <w:rPr>
+                <w:rFonts w:ascii="Arial" w:hAnsi="Arial" w:cs="Arial"/>
+                <w:color w:val="000000" w:themeColor="text1"/>
+              </w:rPr>
+            </w:pPr>
+            <w:r>
+              <w:rPr>
+                <w:rFonts w:ascii="Arial" w:hAnsi="Arial" w:cs="Arial"/>
+                <w:color w:val="000000" w:themeColor="text1"/>
+              </w:rPr>
+              <w:t>Portata</w:t>
+            </w:r>
+          </w:p>
+        </w:tc>
+        <w:tc>
+          <w:tcPr>
+            <w:tcW w:w="5947" w:type="dxa"/>
+          </w:tcPr>
+          <w:p>
+            <w:pPr>
+              <w:rPr>
+                <w:rFonts w:ascii="Arial" w:hAnsi="Arial" w:cs="Arial"/>
+                <w:color w:val="000000" w:themeColor="text1"/>
+              </w:rPr>
+            </w:pPr>
+            <w:r>
+              <w:rPr>
+                <w:rFonts w:ascii="Arial" w:hAnsi="Arial" w:cs="Arial"/>
+                <w:color w:val="000000" w:themeColor="text1"/>
+              </w:rPr>
+              <w:t xml:space="preserve">Applicazione </w:t>
+            </w:r>
+            <w:proofErr w:type="spellStart"/>
+            <w:r>
+              <w:rPr>
+                <w:rFonts w:ascii="Arial" w:hAnsi="Arial" w:cs="Arial"/>
+                <w:color w:val="000000" w:themeColor="text1"/>
+              </w:rPr>
+              <w:t>Caliculator</w:t>
+            </w:r>
+            <w:proofErr w:type="spellEnd"/>
+          </w:p>
+        </w:tc>
+      </w:tr>
+      <w:tr>
+        <w:tc>
+          <w:tcPr>
+            <w:tcW w:w="3681" w:type="dxa"/>
+          </w:tcPr>
+          <w:p>
+            <w:pPr>
+              <w:rPr>
+                <w:rFonts w:ascii="Arial" w:hAnsi="Arial" w:cs="Arial"/>
+                <w:color w:val="000000" w:themeColor="text1"/>
+              </w:rPr>
+            </w:pPr>
+            <w:r>
+              <w:rPr>
+                <w:rFonts w:ascii="Arial" w:hAnsi="Arial" w:cs="Arial"/>
+                <w:color w:val="000000" w:themeColor="text1"/>
+              </w:rPr>
+              <w:t>Livello</w:t>
+            </w:r>
+          </w:p>
+        </w:tc>
+        <w:tc>
+          <w:tcPr>
+            <w:tcW w:w="5947" w:type="dxa"/>
+          </w:tcPr>
+          <w:p>
+            <w:pPr>
+              <w:rPr>
+                <w:rFonts w:ascii="Arial" w:hAnsi="Arial" w:cs="Arial"/>
+                <w:color w:val="000000" w:themeColor="text1"/>
+              </w:rPr>
+            </w:pPr>
+            <w:r>
+              <w:rPr>
+                <w:rFonts w:ascii="Arial" w:hAnsi="Arial" w:cs="Arial"/>
+                <w:color w:val="000000" w:themeColor="text1"/>
+              </w:rPr>
+              <w:t>Livello utente</w:t>
+            </w:r>
+          </w:p>
+        </w:tc>
+      </w:tr>
+      <w:tr>
+        <w:tc>
+          <w:tcPr>
+            <w:tcW w:w="3681" w:type="dxa"/>
+          </w:tcPr>
+          <w:p>
+            <w:pPr>
+              <w:rPr>
+                <w:rFonts w:ascii="Arial" w:hAnsi="Arial" w:cs="Arial"/>
+                <w:color w:val="000000" w:themeColor="text1"/>
+              </w:rPr>
+            </w:pPr>
+            <w:r>
+              <w:rPr>
+                <w:rFonts w:ascii="Arial" w:hAnsi="Arial" w:cs="Arial"/>
+                <w:color w:val="000000" w:themeColor="text1"/>
+              </w:rPr>
+              <w:t>Attore primario</w:t>
+            </w:r>
+          </w:p>
+        </w:tc>
+        <w:tc>
+          <w:tcPr>
+            <w:tcW w:w="5947" w:type="dxa"/>
+          </w:tcPr>
+          <w:p>
+            <w:pPr>
+              <w:rPr>
+                <w:rFonts w:ascii="Arial" w:hAnsi="Arial" w:cs="Arial"/>
+                <w:color w:val="000000" w:themeColor="text1"/>
+              </w:rPr>
+            </w:pPr>
+            <w:r>
+              <w:rPr>
+                <w:rFonts w:ascii="Arial" w:hAnsi="Arial" w:cs="Arial"/>
+                <w:color w:val="000000" w:themeColor="text1"/>
+              </w:rPr>
+              <w:t>Addetto al software</w:t>
+            </w:r>
+          </w:p>
+        </w:tc>
+      </w:tr>
+      <w:tr>
+        <w:tc>
+          <w:tcPr>
+            <w:tcW w:w="3681" w:type="dxa"/>
+          </w:tcPr>
+          <w:p>
+            <w:pPr>
+              <w:rPr>
+                <w:rFonts w:ascii="Arial" w:hAnsi="Arial" w:cs="Arial"/>
+                <w:color w:val="000000" w:themeColor="text1"/>
+              </w:rPr>
+            </w:pPr>
+            <w:r>
+              <w:rPr>
+                <w:rFonts w:ascii="Arial" w:hAnsi="Arial" w:cs="Arial"/>
+                <w:color w:val="000000" w:themeColor="text1"/>
+              </w:rPr>
+              <w:t>Parti interessate e interessi</w:t>
+            </w:r>
+          </w:p>
+        </w:tc>
+        <w:tc>
+          <w:tcPr>
+            <w:tcW w:w="5947" w:type="dxa"/>
+          </w:tcPr>
+          <w:p>
+            <w:pPr>
+              <w:pStyle w:val="Paragrafoelenco"/>
+              <w:numPr>
+                <w:ilvl w:val="0"/>
+                <w:numId w:val="5"/>
+              </w:numPr>
+              <w:rPr>
+                <w:rFonts w:ascii="Arial" w:hAnsi="Arial" w:cs="Arial"/>
+                <w:color w:val="000000" w:themeColor="text1"/>
+              </w:rPr>
+            </w:pPr>
+            <w:r>
+              <w:rPr>
+                <w:rFonts w:ascii="Arial" w:hAnsi="Arial" w:cs="Arial"/>
+                <w:color w:val="000000" w:themeColor="text1"/>
+              </w:rPr>
+              <w:t>Addetto al software: crea la competizione.</w:t>
+            </w:r>
+          </w:p>
+          <w:p>
+            <w:pPr>
+              <w:pStyle w:val="Paragrafoelenco"/>
+              <w:numPr>
+                <w:ilvl w:val="0"/>
+                <w:numId w:val="5"/>
+              </w:numPr>
+              <w:rPr>
+                <w:rFonts w:ascii="Arial" w:hAnsi="Arial" w:cs="Arial"/>
+                <w:color w:val="000000" w:themeColor="text1"/>
+              </w:rPr>
+            </w:pPr>
+            <w:r>
+              <w:rPr>
+                <w:rFonts w:ascii="Arial" w:hAnsi="Arial" w:cs="Arial"/>
+                <w:color w:val="000000" w:themeColor="text1"/>
+              </w:rPr>
+              <w:t>Atleta: gli atleti vengono inseriti nella competizione.</w:t>
+            </w:r>
+          </w:p>
+        </w:tc>
+      </w:tr>
+      <w:tr>
+        <w:tc>
+          <w:tcPr>
+            <w:tcW w:w="3681" w:type="dxa"/>
+          </w:tcPr>
+          <w:p>
+            <w:pPr>
+              <w:rPr>
+                <w:rFonts w:ascii="Arial" w:hAnsi="Arial" w:cs="Arial"/>
+                <w:color w:val="000000" w:themeColor="text1"/>
+              </w:rPr>
+            </w:pPr>
+            <w:r>
+              <w:rPr>
+                <w:rFonts w:ascii="Arial" w:hAnsi="Arial" w:cs="Arial"/>
+                <w:color w:val="000000" w:themeColor="text1"/>
+              </w:rPr>
+              <w:t>Pre-condizioni</w:t>
+            </w:r>
+          </w:p>
+        </w:tc>
+        <w:tc>
+          <w:tcPr>
+            <w:tcW w:w="5947" w:type="dxa"/>
+          </w:tcPr>
+          <w:p>
+            <w:pPr>
+              <w:rPr>
+                <w:rFonts w:ascii="Arial" w:hAnsi="Arial" w:cs="Arial"/>
+                <w:color w:val="000000" w:themeColor="text1"/>
+              </w:rPr>
+            </w:pPr>
+            <w:r>
+              <w:rPr>
+                <w:rFonts w:ascii="Arial" w:hAnsi="Arial" w:cs="Arial"/>
+                <w:color w:val="000000" w:themeColor="text1"/>
+              </w:rPr>
+              <w:t>Gli atleti che vogliono partecipare sono registrati nel sistema.</w:t>
+            </w:r>
+          </w:p>
+        </w:tc>
+      </w:tr>
+      <w:tr>
+        <w:tc>
+          <w:tcPr>
+            <w:tcW w:w="3681" w:type="dxa"/>
+          </w:tcPr>
+          <w:p>
+            <w:pPr>
+              <w:rPr>
+                <w:rFonts w:ascii="Arial" w:hAnsi="Arial" w:cs="Arial"/>
+                <w:color w:val="000000" w:themeColor="text1"/>
+              </w:rPr>
+            </w:pPr>
+            <w:r>
+              <w:rPr>
+                <w:rFonts w:ascii="Arial" w:hAnsi="Arial" w:cs="Arial"/>
+                <w:color w:val="000000" w:themeColor="text1"/>
+              </w:rPr>
+              <w:t>Post-condizioni</w:t>
+            </w:r>
+          </w:p>
+        </w:tc>
+        <w:tc>
+          <w:tcPr>
+            <w:tcW w:w="5947" w:type="dxa"/>
+          </w:tcPr>
+          <w:p>
+            <w:pPr>
+              <w:rPr>
+                <w:rFonts w:ascii="Arial" w:hAnsi="Arial" w:cs="Arial"/>
+                <w:color w:val="000000" w:themeColor="text1"/>
+              </w:rPr>
+            </w:pPr>
+            <w:r>
+              <w:rPr>
+                <w:rFonts w:ascii="Arial" w:hAnsi="Arial" w:cs="Arial"/>
+                <w:color w:val="000000" w:themeColor="text1"/>
+              </w:rPr>
+              <w:t>La competizione viene creata</w:t>
+            </w:r>
+          </w:p>
+        </w:tc>
+      </w:tr>
+      <w:tr>
+        <w:tc>
+          <w:tcPr>
+            <w:tcW w:w="3681" w:type="dxa"/>
+          </w:tcPr>
+          <w:p>
+            <w:pPr>
+              <w:rPr>
+                <w:rFonts w:ascii="Arial" w:hAnsi="Arial" w:cs="Arial"/>
+                <w:color w:val="000000" w:themeColor="text1"/>
+              </w:rPr>
+            </w:pPr>
+            <w:r>
+              <w:rPr>
+                <w:rFonts w:ascii="Arial" w:hAnsi="Arial" w:cs="Arial"/>
+                <w:color w:val="000000" w:themeColor="text1"/>
+              </w:rPr>
+              <w:t>Scenario principale di successo</w:t>
+            </w:r>
+          </w:p>
+        </w:tc>
+        <w:tc>
+          <w:tcPr>
+            <w:tcW w:w="5947" w:type="dxa"/>
+          </w:tcPr>
+          <w:p>
+            <w:pPr>
+              <w:pStyle w:val="Paragrafoelenco"/>
+              <w:numPr>
+                <w:ilvl w:val="0"/>
+                <w:numId w:val="10"/>
+              </w:numPr>
+              <w:rPr>
+                <w:rFonts w:ascii="Arial" w:hAnsi="Arial" w:cs="Arial"/>
+                <w:color w:val="000000" w:themeColor="text1"/>
+              </w:rPr>
+            </w:pPr>
+            <w:r>
+              <w:rPr>
+                <w:rFonts w:ascii="Arial" w:hAnsi="Arial" w:cs="Arial"/>
+                <w:color w:val="000000" w:themeColor="text1"/>
+              </w:rPr>
+              <w:t>L’addetto crea una nuova competizione</w:t>
+            </w:r>
+          </w:p>
+          <w:p>
+            <w:pPr>
+              <w:pStyle w:val="Paragrafoelenco"/>
+              <w:numPr>
+                <w:ilvl w:val="0"/>
+                <w:numId w:val="10"/>
+              </w:numPr>
+              <w:rPr>
+                <w:rFonts w:ascii="Arial" w:hAnsi="Arial" w:cs="Arial"/>
+                <w:color w:val="000000" w:themeColor="text1"/>
+              </w:rPr>
+            </w:pPr>
+            <w:r>
+              <w:rPr>
+                <w:rFonts w:ascii="Arial" w:hAnsi="Arial" w:cs="Arial"/>
+                <w:color w:val="000000" w:themeColor="text1"/>
+              </w:rPr>
+              <w:t>L’addetto inserisce gli atleti partecipanti.</w:t>
+            </w:r>
+          </w:p>
+          <w:p>
+            <w:pPr>
+              <w:pStyle w:val="Paragrafoelenco"/>
+              <w:numPr>
+                <w:ilvl w:val="0"/>
+                <w:numId w:val="10"/>
+              </w:numPr>
+              <w:rPr>
+                <w:rFonts w:ascii="Arial" w:hAnsi="Arial" w:cs="Arial"/>
+                <w:color w:val="000000" w:themeColor="text1"/>
+              </w:rPr>
+            </w:pPr>
+            <w:r>
+              <w:rPr>
+                <w:rFonts w:ascii="Arial" w:hAnsi="Arial" w:cs="Arial"/>
+                <w:color w:val="000000" w:themeColor="text1"/>
+              </w:rPr>
+              <w:t>La competizione è creata con successo.</w:t>
+            </w:r>
+          </w:p>
+        </w:tc>
+      </w:tr>
+    </w:tbl>
+    <w:p>
+      <w:pPr>
+        <w:ind w:left="360"/>
+        <w:rPr>
+          <w:rFonts w:ascii="Arial" w:hAnsi="Arial" w:cs="Arial"/>
+        </w:rPr>
+      </w:pPr>
+    </w:p>
+    <w:p>
+      <w:pPr>
+        <w:rPr>
+          <w:rFonts w:ascii="Arial" w:hAnsi="Arial" w:cs="Arial"/>
+          <w:color w:val="0070C0"/>
+        </w:rPr>
+      </w:pPr>
+    </w:p>
+    <w:p>
+      <w:pPr>
+        <w:rPr>
+          <w:rFonts w:ascii="Arial" w:hAnsi="Arial" w:cs="Arial"/>
+          <w:color w:val="0070C0"/>
+        </w:rPr>
+      </w:pPr>
     </w:p>
     <w:p>
       <w:pPr>
@@ -2794,6 +3229,13 @@
           <w:color w:val="0070C0"/>
         </w:rPr>
         <w:t>Gestisci la classifica</w:t>
+      </w:r>
+      <w:r>
+        <w:rPr>
+          <w:rFonts w:ascii="Arial" w:hAnsi="Arial" w:cs="Arial"/>
+          <w:color w:val="0070C0"/>
+        </w:rPr>
+        <w:t xml:space="preserve"> per le qualificazioni</w:t>
       </w:r>
     </w:p>
     <w:p>
@@ -2811,6 +3253,7 @@
         <w:rPr>
           <w:rFonts w:ascii="Arial" w:hAnsi="Arial" w:cs="Arial"/>
         </w:rPr>
+        <w:lastRenderedPageBreak/>
         <w:t>L’addetto chiede al sistema di generare una classifica in cui gli atleti vengono ordinati per punteggio</w:t>
       </w:r>
     </w:p>
@@ -2831,6 +3274,439 @@
         </w:rPr>
         <w:t>Il sistema genera la classifica</w:t>
       </w:r>
+    </w:p>
+    <w:tbl>
+      <w:tblPr>
+        <w:tblStyle w:val="Grigliatabella"/>
+        <w:tblW w:w="0" w:type="auto"/>
+        <w:tblLook w:val="04A0" w:firstRow="1" w:lastRow="0" w:firstColumn="1" w:lastColumn="0" w:noHBand="0" w:noVBand="1"/>
+      </w:tblPr>
+      <w:tblGrid>
+        <w:gridCol w:w="3681"/>
+        <w:gridCol w:w="5947"/>
+      </w:tblGrid>
+      <w:tr>
+        <w:tc>
+          <w:tcPr>
+            <w:tcW w:w="3681" w:type="dxa"/>
+          </w:tcPr>
+          <w:p>
+            <w:pPr>
+              <w:rPr>
+                <w:rFonts w:ascii="Arial" w:hAnsi="Arial" w:cs="Arial"/>
+                <w:color w:val="000000" w:themeColor="text1"/>
+              </w:rPr>
+            </w:pPr>
+            <w:r>
+              <w:rPr>
+                <w:rFonts w:ascii="Arial" w:hAnsi="Arial" w:cs="Arial"/>
+                <w:color w:val="000000" w:themeColor="text1"/>
+              </w:rPr>
+              <w:t>Nome del caso d’uso</w:t>
+            </w:r>
+          </w:p>
+        </w:tc>
+        <w:tc>
+          <w:tcPr>
+            <w:tcW w:w="5947" w:type="dxa"/>
+          </w:tcPr>
+          <w:p>
+            <w:pPr>
+              <w:rPr>
+                <w:rFonts w:ascii="Arial" w:hAnsi="Arial" w:cs="Arial"/>
+              </w:rPr>
+            </w:pPr>
+            <w:r>
+              <w:rPr>
+                <w:rFonts w:ascii="Arial" w:hAnsi="Arial" w:cs="Arial"/>
+                <w:color w:val="000000" w:themeColor="text1"/>
+              </w:rPr>
+              <w:t>UC</w:t>
+            </w:r>
+            <w:r>
+              <w:rPr>
+                <w:rFonts w:ascii="Arial" w:hAnsi="Arial" w:cs="Arial"/>
+                <w:color w:val="000000" w:themeColor="text1"/>
+              </w:rPr>
+              <w:t>4</w:t>
+            </w:r>
+            <w:r>
+              <w:rPr>
+                <w:rFonts w:ascii="Arial" w:hAnsi="Arial" w:cs="Arial"/>
+                <w:color w:val="000000" w:themeColor="text1"/>
+              </w:rPr>
+              <w:t xml:space="preserve">: </w:t>
+            </w:r>
+            <w:r>
+              <w:rPr>
+                <w:rFonts w:ascii="Arial" w:hAnsi="Arial" w:cs="Arial"/>
+              </w:rPr>
+              <w:t>Gestisci la classifica</w:t>
+            </w:r>
+          </w:p>
+        </w:tc>
+      </w:tr>
+      <w:tr>
+        <w:tc>
+          <w:tcPr>
+            <w:tcW w:w="3681" w:type="dxa"/>
+          </w:tcPr>
+          <w:p>
+            <w:pPr>
+              <w:rPr>
+                <w:rFonts w:ascii="Arial" w:hAnsi="Arial" w:cs="Arial"/>
+                <w:color w:val="000000" w:themeColor="text1"/>
+              </w:rPr>
+            </w:pPr>
+            <w:r>
+              <w:rPr>
+                <w:rFonts w:ascii="Arial" w:hAnsi="Arial" w:cs="Arial"/>
+                <w:color w:val="000000" w:themeColor="text1"/>
+              </w:rPr>
+              <w:t>Portata</w:t>
+            </w:r>
+          </w:p>
+        </w:tc>
+        <w:tc>
+          <w:tcPr>
+            <w:tcW w:w="5947" w:type="dxa"/>
+          </w:tcPr>
+          <w:p>
+            <w:pPr>
+              <w:rPr>
+                <w:rFonts w:ascii="Arial" w:hAnsi="Arial" w:cs="Arial"/>
+                <w:color w:val="000000" w:themeColor="text1"/>
+              </w:rPr>
+            </w:pPr>
+            <w:r>
+              <w:rPr>
+                <w:rFonts w:ascii="Arial" w:hAnsi="Arial" w:cs="Arial"/>
+                <w:color w:val="000000" w:themeColor="text1"/>
+              </w:rPr>
+              <w:t xml:space="preserve">Applicazione </w:t>
+            </w:r>
+            <w:proofErr w:type="spellStart"/>
+            <w:r>
+              <w:rPr>
+                <w:rFonts w:ascii="Arial" w:hAnsi="Arial" w:cs="Arial"/>
+                <w:color w:val="000000" w:themeColor="text1"/>
+              </w:rPr>
+              <w:t>Caliculator</w:t>
+            </w:r>
+            <w:proofErr w:type="spellEnd"/>
+          </w:p>
+        </w:tc>
+      </w:tr>
+      <w:tr>
+        <w:tc>
+          <w:tcPr>
+            <w:tcW w:w="3681" w:type="dxa"/>
+          </w:tcPr>
+          <w:p>
+            <w:pPr>
+              <w:rPr>
+                <w:rFonts w:ascii="Arial" w:hAnsi="Arial" w:cs="Arial"/>
+                <w:color w:val="000000" w:themeColor="text1"/>
+              </w:rPr>
+            </w:pPr>
+            <w:r>
+              <w:rPr>
+                <w:rFonts w:ascii="Arial" w:hAnsi="Arial" w:cs="Arial"/>
+                <w:color w:val="000000" w:themeColor="text1"/>
+              </w:rPr>
+              <w:t>Livello</w:t>
+            </w:r>
+          </w:p>
+        </w:tc>
+        <w:tc>
+          <w:tcPr>
+            <w:tcW w:w="5947" w:type="dxa"/>
+          </w:tcPr>
+          <w:p>
+            <w:pPr>
+              <w:rPr>
+                <w:rFonts w:ascii="Arial" w:hAnsi="Arial" w:cs="Arial"/>
+                <w:color w:val="000000" w:themeColor="text1"/>
+              </w:rPr>
+            </w:pPr>
+            <w:r>
+              <w:rPr>
+                <w:rFonts w:ascii="Arial" w:hAnsi="Arial" w:cs="Arial"/>
+                <w:color w:val="000000" w:themeColor="text1"/>
+              </w:rPr>
+              <w:t>Livello utente</w:t>
+            </w:r>
+          </w:p>
+        </w:tc>
+      </w:tr>
+      <w:tr>
+        <w:tc>
+          <w:tcPr>
+            <w:tcW w:w="3681" w:type="dxa"/>
+          </w:tcPr>
+          <w:p>
+            <w:pPr>
+              <w:rPr>
+                <w:rFonts w:ascii="Arial" w:hAnsi="Arial" w:cs="Arial"/>
+                <w:color w:val="000000" w:themeColor="text1"/>
+              </w:rPr>
+            </w:pPr>
+            <w:r>
+              <w:rPr>
+                <w:rFonts w:ascii="Arial" w:hAnsi="Arial" w:cs="Arial"/>
+                <w:color w:val="000000" w:themeColor="text1"/>
+              </w:rPr>
+              <w:t>Attore primario</w:t>
+            </w:r>
+          </w:p>
+        </w:tc>
+        <w:tc>
+          <w:tcPr>
+            <w:tcW w:w="5947" w:type="dxa"/>
+          </w:tcPr>
+          <w:p>
+            <w:pPr>
+              <w:rPr>
+                <w:rFonts w:ascii="Arial" w:hAnsi="Arial" w:cs="Arial"/>
+                <w:color w:val="000000" w:themeColor="text1"/>
+              </w:rPr>
+            </w:pPr>
+            <w:r>
+              <w:rPr>
+                <w:rFonts w:ascii="Arial" w:hAnsi="Arial" w:cs="Arial"/>
+                <w:color w:val="000000" w:themeColor="text1"/>
+              </w:rPr>
+              <w:t>Addetto al software</w:t>
+            </w:r>
+          </w:p>
+        </w:tc>
+      </w:tr>
+      <w:tr>
+        <w:tc>
+          <w:tcPr>
+            <w:tcW w:w="3681" w:type="dxa"/>
+          </w:tcPr>
+          <w:p>
+            <w:pPr>
+              <w:rPr>
+                <w:rFonts w:ascii="Arial" w:hAnsi="Arial" w:cs="Arial"/>
+                <w:color w:val="000000" w:themeColor="text1"/>
+              </w:rPr>
+            </w:pPr>
+            <w:r>
+              <w:rPr>
+                <w:rFonts w:ascii="Arial" w:hAnsi="Arial" w:cs="Arial"/>
+                <w:color w:val="000000" w:themeColor="text1"/>
+              </w:rPr>
+              <w:t>Parti interessate e interessi</w:t>
+            </w:r>
+          </w:p>
+        </w:tc>
+        <w:tc>
+          <w:tcPr>
+            <w:tcW w:w="5947" w:type="dxa"/>
+          </w:tcPr>
+          <w:p>
+            <w:pPr>
+              <w:pStyle w:val="Paragrafoelenco"/>
+              <w:numPr>
+                <w:ilvl w:val="0"/>
+                <w:numId w:val="5"/>
+              </w:numPr>
+              <w:rPr>
+                <w:rFonts w:ascii="Arial" w:hAnsi="Arial" w:cs="Arial"/>
+                <w:color w:val="000000" w:themeColor="text1"/>
+              </w:rPr>
+            </w:pPr>
+            <w:r>
+              <w:rPr>
+                <w:rFonts w:ascii="Arial" w:hAnsi="Arial" w:cs="Arial"/>
+                <w:color w:val="000000" w:themeColor="text1"/>
+              </w:rPr>
+              <w:t>Addetto al software: valuta i set degli atleti iscritti.</w:t>
+            </w:r>
+          </w:p>
+          <w:p>
+            <w:pPr>
+              <w:pStyle w:val="Paragrafoelenco"/>
+              <w:numPr>
+                <w:ilvl w:val="0"/>
+                <w:numId w:val="5"/>
+              </w:numPr>
+              <w:rPr>
+                <w:rFonts w:ascii="Arial" w:hAnsi="Arial" w:cs="Arial"/>
+                <w:color w:val="000000" w:themeColor="text1"/>
+              </w:rPr>
+            </w:pPr>
+            <w:r>
+              <w:rPr>
+                <w:rFonts w:ascii="Arial" w:hAnsi="Arial" w:cs="Arial"/>
+                <w:color w:val="000000" w:themeColor="text1"/>
+              </w:rPr>
+              <w:t>Atleta: svolgono i loro set</w:t>
+            </w:r>
+          </w:p>
+        </w:tc>
+      </w:tr>
+      <w:tr>
+        <w:tc>
+          <w:tcPr>
+            <w:tcW w:w="3681" w:type="dxa"/>
+          </w:tcPr>
+          <w:p>
+            <w:pPr>
+              <w:rPr>
+                <w:rFonts w:ascii="Arial" w:hAnsi="Arial" w:cs="Arial"/>
+                <w:color w:val="000000" w:themeColor="text1"/>
+              </w:rPr>
+            </w:pPr>
+            <w:r>
+              <w:rPr>
+                <w:rFonts w:ascii="Arial" w:hAnsi="Arial" w:cs="Arial"/>
+                <w:color w:val="000000" w:themeColor="text1"/>
+              </w:rPr>
+              <w:t>Pre-condizioni</w:t>
+            </w:r>
+          </w:p>
+        </w:tc>
+        <w:tc>
+          <w:tcPr>
+            <w:tcW w:w="5947" w:type="dxa"/>
+          </w:tcPr>
+          <w:p>
+            <w:pPr>
+              <w:rPr>
+                <w:rFonts w:ascii="Arial" w:hAnsi="Arial" w:cs="Arial"/>
+                <w:color w:val="000000" w:themeColor="text1"/>
+              </w:rPr>
+            </w:pPr>
+            <w:r>
+              <w:rPr>
+                <w:rFonts w:ascii="Arial" w:hAnsi="Arial" w:cs="Arial"/>
+                <w:color w:val="000000" w:themeColor="text1"/>
+              </w:rPr>
+              <w:t>La competizione è stata creata</w:t>
+            </w:r>
+          </w:p>
+        </w:tc>
+      </w:tr>
+      <w:tr>
+        <w:tc>
+          <w:tcPr>
+            <w:tcW w:w="3681" w:type="dxa"/>
+          </w:tcPr>
+          <w:p>
+            <w:pPr>
+              <w:rPr>
+                <w:rFonts w:ascii="Arial" w:hAnsi="Arial" w:cs="Arial"/>
+                <w:color w:val="000000" w:themeColor="text1"/>
+              </w:rPr>
+            </w:pPr>
+            <w:r>
+              <w:rPr>
+                <w:rFonts w:ascii="Arial" w:hAnsi="Arial" w:cs="Arial"/>
+                <w:color w:val="000000" w:themeColor="text1"/>
+              </w:rPr>
+              <w:t>Post-condizioni</w:t>
+            </w:r>
+          </w:p>
+        </w:tc>
+        <w:tc>
+          <w:tcPr>
+            <w:tcW w:w="5947" w:type="dxa"/>
+          </w:tcPr>
+          <w:p>
+            <w:pPr>
+              <w:rPr>
+                <w:rFonts w:ascii="Arial" w:hAnsi="Arial" w:cs="Arial"/>
+                <w:color w:val="000000" w:themeColor="text1"/>
+              </w:rPr>
+            </w:pPr>
+            <w:r>
+              <w:rPr>
+                <w:rFonts w:ascii="Arial" w:hAnsi="Arial" w:cs="Arial"/>
+                <w:color w:val="000000" w:themeColor="text1"/>
+              </w:rPr>
+              <w:t>Viene generata una classifica</w:t>
+            </w:r>
+          </w:p>
+        </w:tc>
+      </w:tr>
+      <w:tr>
+        <w:tc>
+          <w:tcPr>
+            <w:tcW w:w="3681" w:type="dxa"/>
+          </w:tcPr>
+          <w:p>
+            <w:pPr>
+              <w:rPr>
+                <w:rFonts w:ascii="Arial" w:hAnsi="Arial" w:cs="Arial"/>
+                <w:color w:val="000000" w:themeColor="text1"/>
+              </w:rPr>
+            </w:pPr>
+            <w:r>
+              <w:rPr>
+                <w:rFonts w:ascii="Arial" w:hAnsi="Arial" w:cs="Arial"/>
+                <w:color w:val="000000" w:themeColor="text1"/>
+              </w:rPr>
+              <w:t>Scenario principale di successo</w:t>
+            </w:r>
+          </w:p>
+        </w:tc>
+        <w:tc>
+          <w:tcPr>
+            <w:tcW w:w="5947" w:type="dxa"/>
+          </w:tcPr>
+          <w:p>
+            <w:pPr>
+              <w:pStyle w:val="Paragrafoelenco"/>
+              <w:numPr>
+                <w:ilvl w:val="0"/>
+                <w:numId w:val="10"/>
+              </w:numPr>
+              <w:rPr>
+                <w:rFonts w:ascii="Arial" w:hAnsi="Arial" w:cs="Arial"/>
+                <w:color w:val="000000" w:themeColor="text1"/>
+              </w:rPr>
+            </w:pPr>
+            <w:r>
+              <w:rPr>
+                <w:rFonts w:ascii="Arial" w:hAnsi="Arial" w:cs="Arial"/>
+                <w:color w:val="000000" w:themeColor="text1"/>
+              </w:rPr>
+              <w:t>L’addetto valuta tutti gli atleti iscritti, uno per uno, con la stessa procedura implementata nel UC2</w:t>
+            </w:r>
+          </w:p>
+          <w:p>
+            <w:pPr>
+              <w:pStyle w:val="Paragrafoelenco"/>
+              <w:numPr>
+                <w:ilvl w:val="0"/>
+                <w:numId w:val="10"/>
+              </w:numPr>
+              <w:rPr>
+                <w:rFonts w:ascii="Arial" w:hAnsi="Arial" w:cs="Arial"/>
+                <w:color w:val="000000" w:themeColor="text1"/>
+              </w:rPr>
+            </w:pPr>
+            <w:r>
+              <w:rPr>
+                <w:rFonts w:ascii="Arial" w:hAnsi="Arial" w:cs="Arial"/>
+                <w:color w:val="000000" w:themeColor="text1"/>
+              </w:rPr>
+              <w:t>Il sistema, dopo che tutti gli atleti sono stati valutati, genera una classifica.</w:t>
+            </w:r>
+          </w:p>
+        </w:tc>
+      </w:tr>
+    </w:tbl>
+    <w:p>
+      <w:pPr>
+        <w:ind w:left="360"/>
+        <w:rPr>
+          <w:rFonts w:ascii="Arial" w:hAnsi="Arial" w:cs="Arial"/>
+        </w:rPr>
+      </w:pPr>
     </w:p>
     <w:p>
       <w:pPr>
@@ -3482,7 +4358,7 @@
       <w:lvlText w:val="%1."/>
       <w:lvlJc w:val="left"/>
       <w:pPr>
-        <w:ind w:left="720" w:hanging="360"/>
+        <w:ind w:left="1210" w:hanging="360"/>
       </w:pPr>
       <w:rPr>
         <w:rFonts w:hint="default"/>
@@ -6574,4 +7450,16 @@
     </a:ext>
   </a:extLst>
 </a:theme>
+</file>
+
+<file path=customXml/item1.xml><?xml version="1.0" encoding="utf-8"?>
+<b:Sources xmlns:b="http://schemas.openxmlformats.org/officeDocument/2006/bibliography" xmlns="http://schemas.openxmlformats.org/officeDocument/2006/bibliography" SelectedStyle="\APASixthEditionOfficeOnline.xsl" StyleName="APA" Version="6"/>
+</file>
+
+<file path=customXml/itemProps1.xml><?xml version="1.0" encoding="utf-8"?>
+<ds:datastoreItem xmlns:ds="http://schemas.openxmlformats.org/officeDocument/2006/customXml" ds:itemID="{C44700D6-FD74-4A0D-A747-7B664AF074E3}">
+  <ds:schemaRefs>
+    <ds:schemaRef ds:uri="http://schemas.openxmlformats.org/officeDocument/2006/bibliography"/>
+  </ds:schemaRefs>
+</ds:datastoreItem>
 </file>
--- a/1 - Ideazione/2 - Modello dei Casi d'Uso.docx
+++ b/1 - Ideazione/2 - Modello dei Casi d'Uso.docx
@@ -1060,7 +1060,31 @@
         <w:rPr>
           <w:rFonts w:ascii="Arial" w:hAnsi="Arial" w:cs="Arial"/>
         </w:rPr>
-        <w:t>Nella prima iterazione si è scelto di fornire una descrizione in formato dettagliato per i primi due casi d’uso:</w:t>
+        <w:t xml:space="preserve">Nella </w:t>
+      </w:r>
+      <w:r>
+        <w:rPr>
+          <w:rFonts w:ascii="Arial" w:hAnsi="Arial" w:cs="Arial"/>
+        </w:rPr>
+        <w:t>terza</w:t>
+      </w:r>
+      <w:r>
+        <w:rPr>
+          <w:rFonts w:ascii="Arial" w:hAnsi="Arial" w:cs="Arial"/>
+        </w:rPr>
+        <w:t xml:space="preserve"> iterazione si è scelto di fornire una descrizione in formato dettagliato </w:t>
+      </w:r>
+      <w:r>
+        <w:rPr>
+          <w:rFonts w:ascii="Arial" w:hAnsi="Arial" w:cs="Arial"/>
+        </w:rPr>
+        <w:t>del UC5</w:t>
+      </w:r>
+      <w:r>
+        <w:rPr>
+          <w:rFonts w:ascii="Arial" w:hAnsi="Arial" w:cs="Arial"/>
+        </w:rPr>
+        <w:t>:</w:t>
       </w:r>
     </w:p>
     <w:p>
@@ -1068,48 +1092,19 @@
         <w:pStyle w:val="Paragrafoelenco"/>
         <w:numPr>
           <w:ilvl w:val="0"/>
-          <w:numId w:val="3"/>
+          <w:numId w:val="23"/>
         </w:numPr>
         <w:rPr>
           <w:rFonts w:ascii="Arial" w:hAnsi="Arial" w:cs="Arial"/>
+          <w:color w:val="000000" w:themeColor="text1"/>
         </w:rPr>
       </w:pPr>
       <w:r>
         <w:rPr>
           <w:rFonts w:ascii="Arial" w:hAnsi="Arial" w:cs="Arial"/>
-        </w:rPr>
-        <w:t>Registra atleta e i relativi dati</w:t>
-      </w:r>
-    </w:p>
-    <w:p>
-      <w:pPr>
-        <w:pStyle w:val="Paragrafoelenco"/>
-        <w:numPr>
-          <w:ilvl w:val="0"/>
-          <w:numId w:val="3"/>
-        </w:numPr>
-        <w:rPr>
-          <w:rFonts w:ascii="Arial" w:hAnsi="Arial" w:cs="Arial"/>
-        </w:rPr>
-      </w:pPr>
-      <w:r>
-        <w:rPr>
-          <w:rFonts w:ascii="Arial" w:hAnsi="Arial" w:cs="Arial"/>
-        </w:rPr>
-        <w:t>Calcola il punteggio di un set</w:t>
-      </w:r>
-    </w:p>
-    <w:p>
-      <w:pPr>
-        <w:rPr>
-          <w:rFonts w:ascii="Arial" w:hAnsi="Arial" w:cs="Arial"/>
-        </w:rPr>
-      </w:pPr>
-      <w:r>
-        <w:rPr>
-          <w:rFonts w:ascii="Arial" w:hAnsi="Arial" w:cs="Arial"/>
-        </w:rPr>
-        <w:t>Per i restanti casi d’uso si fornisce una descrizione dettagliata.</w:t>
+          <w:color w:val="000000" w:themeColor="text1"/>
+        </w:rPr>
+        <w:t>UC5: Gestire le sfide 1v1 e i turni</w:t>
       </w:r>
     </w:p>
     <w:p>
@@ -2088,7 +2083,6 @@
                 <w:rFonts w:ascii="Arial" w:hAnsi="Arial" w:cs="Arial"/>
                 <w:color w:val="000000" w:themeColor="text1"/>
               </w:rPr>
-              <w:lastRenderedPageBreak/>
               <w:t>Atleta: vuole essere valutato in maniera attendibile</w:t>
             </w:r>
             <w:r>
@@ -2118,7 +2112,6 @@
                 <w:rFonts w:ascii="Arial" w:hAnsi="Arial" w:cs="Arial"/>
                 <w:color w:val="000000" w:themeColor="text1"/>
               </w:rPr>
-              <w:lastRenderedPageBreak/>
               <w:t>Pre-condizioni</w:t>
             </w:r>
           </w:p>
@@ -2168,6 +2161,7 @@
                 <w:rFonts w:ascii="Arial" w:hAnsi="Arial" w:cs="Arial"/>
                 <w:color w:val="000000" w:themeColor="text1"/>
               </w:rPr>
+              <w:lastRenderedPageBreak/>
               <w:t>Post-condizioni</w:t>
             </w:r>
           </w:p>
@@ -3247,6 +3241,7 @@
         <w:rPr>
           <w:rFonts w:ascii="Arial" w:hAnsi="Arial" w:cs="Arial"/>
         </w:rPr>
+        <w:lastRenderedPageBreak/>
         <w:t>L’addetto chiede al sistema di generare una classifica in cui gli atleti vengono ordinati per punteggio</w:t>
       </w:r>
     </w:p>
@@ -5124,6 +5119,95 @@
     </w:lvl>
   </w:abstractNum>
   <w:abstractNum w:abstractNumId="6" w15:restartNumberingAfterBreak="0">
+    <w:nsid w:val="1DB73CB0"/>
+    <w:multiLevelType w:val="hybridMultilevel"/>
+    <w:tmpl w:val="65001794"/>
+    <w:lvl w:ilvl="0" w:tplc="0410000F">
+      <w:start w:val="1"/>
+      <w:numFmt w:val="decimal"/>
+      <w:lvlText w:val="%1."/>
+      <w:lvlJc w:val="left"/>
+      <w:pPr>
+        <w:ind w:left="720" w:hanging="360"/>
+      </w:pPr>
+      <w:rPr>
+        <w:rFonts w:hint="default"/>
+      </w:rPr>
+    </w:lvl>
+    <w:lvl w:ilvl="1" w:tplc="04100019" w:tentative="1">
+      <w:start w:val="1"/>
+      <w:numFmt w:val="lowerLetter"/>
+      <w:lvlText w:val="%2."/>
+      <w:lvlJc w:val="left"/>
+      <w:pPr>
+        <w:ind w:left="1440" w:hanging="360"/>
+      </w:pPr>
+    </w:lvl>
+    <w:lvl w:ilvl="2" w:tplc="0410001B" w:tentative="1">
+      <w:start w:val="1"/>
+      <w:numFmt w:val="lowerRoman"/>
+      <w:lvlText w:val="%3."/>
+      <w:lvlJc w:val="right"/>
+      <w:pPr>
+        <w:ind w:left="2160" w:hanging="180"/>
+      </w:pPr>
+    </w:lvl>
+    <w:lvl w:ilvl="3" w:tplc="0410000F" w:tentative="1">
+      <w:start w:val="1"/>
+      <w:numFmt w:val="decimal"/>
+      <w:lvlText w:val="%4."/>
+      <w:lvlJc w:val="left"/>
+      <w:pPr>
+        <w:ind w:left="2880" w:hanging="360"/>
+      </w:pPr>
+    </w:lvl>
+    <w:lvl w:ilvl="4" w:tplc="04100019" w:tentative="1">
+      <w:start w:val="1"/>
+      <w:numFmt w:val="lowerLetter"/>
+      <w:lvlText w:val="%5."/>
+      <w:lvlJc w:val="left"/>
+      <w:pPr>
+        <w:ind w:left="3600" w:hanging="360"/>
+      </w:pPr>
+    </w:lvl>
+    <w:lvl w:ilvl="5" w:tplc="0410001B" w:tentative="1">
+      <w:start w:val="1"/>
+      <w:numFmt w:val="lowerRoman"/>
+      <w:lvlText w:val="%6."/>
+      <w:lvlJc w:val="right"/>
+      <w:pPr>
+        <w:ind w:left="4320" w:hanging="180"/>
+      </w:pPr>
+    </w:lvl>
+    <w:lvl w:ilvl="6" w:tplc="0410000F" w:tentative="1">
+      <w:start w:val="1"/>
+      <w:numFmt w:val="decimal"/>
+      <w:lvlText w:val="%7."/>
+      <w:lvlJc w:val="left"/>
+      <w:pPr>
+        <w:ind w:left="5040" w:hanging="360"/>
+      </w:pPr>
+    </w:lvl>
+    <w:lvl w:ilvl="7" w:tplc="04100019" w:tentative="1">
+      <w:start w:val="1"/>
+      <w:numFmt w:val="lowerLetter"/>
+      <w:lvlText w:val="%8."/>
+      <w:lvlJc w:val="left"/>
+      <w:pPr>
+        <w:ind w:left="5760" w:hanging="360"/>
+      </w:pPr>
+    </w:lvl>
+    <w:lvl w:ilvl="8" w:tplc="0410001B" w:tentative="1">
+      <w:start w:val="1"/>
+      <w:numFmt w:val="lowerRoman"/>
+      <w:lvlText w:val="%9."/>
+      <w:lvlJc w:val="right"/>
+      <w:pPr>
+        <w:ind w:left="6480" w:hanging="180"/>
+      </w:pPr>
+    </w:lvl>
+  </w:abstractNum>
+  <w:abstractNum w:abstractNumId="7" w15:restartNumberingAfterBreak="0">
     <w:nsid w:val="21E80158"/>
     <w:multiLevelType w:val="hybridMultilevel"/>
     <w:tmpl w:val="75523804"/>
@@ -5209,7 +5293,7 @@
       </w:pPr>
     </w:lvl>
   </w:abstractNum>
-  <w:abstractNum w:abstractNumId="7" w15:restartNumberingAfterBreak="0">
+  <w:abstractNum w:abstractNumId="8" w15:restartNumberingAfterBreak="0">
     <w:nsid w:val="23327D36"/>
     <w:multiLevelType w:val="hybridMultilevel"/>
     <w:tmpl w:val="75523804"/>
@@ -5295,7 +5379,7 @@
       </w:pPr>
     </w:lvl>
   </w:abstractNum>
-  <w:abstractNum w:abstractNumId="8" w15:restartNumberingAfterBreak="0">
+  <w:abstractNum w:abstractNumId="9" w15:restartNumberingAfterBreak="0">
     <w:nsid w:val="2FA50237"/>
     <w:multiLevelType w:val="hybridMultilevel"/>
     <w:tmpl w:val="5596E19A"/>
@@ -5408,7 +5492,7 @@
       </w:rPr>
     </w:lvl>
   </w:abstractNum>
-  <w:abstractNum w:abstractNumId="9" w15:restartNumberingAfterBreak="0">
+  <w:abstractNum w:abstractNumId="10" w15:restartNumberingAfterBreak="0">
     <w:nsid w:val="37FC0397"/>
     <w:multiLevelType w:val="hybridMultilevel"/>
     <w:tmpl w:val="6CB6F238"/>
@@ -5497,7 +5581,7 @@
       </w:pPr>
     </w:lvl>
   </w:abstractNum>
-  <w:abstractNum w:abstractNumId="10" w15:restartNumberingAfterBreak="0">
+  <w:abstractNum w:abstractNumId="11" w15:restartNumberingAfterBreak="0">
     <w:nsid w:val="39CD22B1"/>
     <w:multiLevelType w:val="hybridMultilevel"/>
     <w:tmpl w:val="38E2B7C8"/>
@@ -5586,7 +5670,7 @@
       </w:pPr>
     </w:lvl>
   </w:abstractNum>
-  <w:abstractNum w:abstractNumId="11" w15:restartNumberingAfterBreak="0">
+  <w:abstractNum w:abstractNumId="12" w15:restartNumberingAfterBreak="0">
     <w:nsid w:val="4A84727C"/>
     <w:multiLevelType w:val="hybridMultilevel"/>
     <w:tmpl w:val="C1FEBAAA"/>
@@ -5675,7 +5759,7 @@
       </w:pPr>
     </w:lvl>
   </w:abstractNum>
-  <w:abstractNum w:abstractNumId="12" w15:restartNumberingAfterBreak="0">
+  <w:abstractNum w:abstractNumId="13" w15:restartNumberingAfterBreak="0">
     <w:nsid w:val="4B2F0485"/>
     <w:multiLevelType w:val="hybridMultilevel"/>
     <w:tmpl w:val="60EEE76C"/>
@@ -5764,7 +5848,7 @@
       </w:pPr>
     </w:lvl>
   </w:abstractNum>
-  <w:abstractNum w:abstractNumId="13" w15:restartNumberingAfterBreak="0">
+  <w:abstractNum w:abstractNumId="14" w15:restartNumberingAfterBreak="0">
     <w:nsid w:val="4B401AC2"/>
     <w:multiLevelType w:val="hybridMultilevel"/>
     <w:tmpl w:val="7E8ADFA8"/>
@@ -5877,7 +5961,7 @@
       </w:rPr>
     </w:lvl>
   </w:abstractNum>
-  <w:abstractNum w:abstractNumId="14" w15:restartNumberingAfterBreak="0">
+  <w:abstractNum w:abstractNumId="15" w15:restartNumberingAfterBreak="0">
     <w:nsid w:val="4C20227C"/>
     <w:multiLevelType w:val="hybridMultilevel"/>
     <w:tmpl w:val="A426E69C"/>
@@ -5966,7 +6050,7 @@
       </w:pPr>
     </w:lvl>
   </w:abstractNum>
-  <w:abstractNum w:abstractNumId="15" w15:restartNumberingAfterBreak="0">
+  <w:abstractNum w:abstractNumId="16" w15:restartNumberingAfterBreak="0">
     <w:nsid w:val="56C57FD7"/>
     <w:multiLevelType w:val="hybridMultilevel"/>
     <w:tmpl w:val="B7663E40"/>
@@ -6055,7 +6139,7 @@
       </w:pPr>
     </w:lvl>
   </w:abstractNum>
-  <w:abstractNum w:abstractNumId="16" w15:restartNumberingAfterBreak="0">
+  <w:abstractNum w:abstractNumId="17" w15:restartNumberingAfterBreak="0">
     <w:nsid w:val="633F2B72"/>
     <w:multiLevelType w:val="hybridMultilevel"/>
     <w:tmpl w:val="3CDC4BE2"/>
@@ -6144,7 +6228,7 @@
       </w:pPr>
     </w:lvl>
   </w:abstractNum>
-  <w:abstractNum w:abstractNumId="17" w15:restartNumberingAfterBreak="0">
+  <w:abstractNum w:abstractNumId="18" w15:restartNumberingAfterBreak="0">
     <w:nsid w:val="68DF062A"/>
     <w:multiLevelType w:val="hybridMultilevel"/>
     <w:tmpl w:val="71D465CC"/>
@@ -6233,7 +6317,7 @@
       </w:pPr>
     </w:lvl>
   </w:abstractNum>
-  <w:abstractNum w:abstractNumId="18" w15:restartNumberingAfterBreak="0">
+  <w:abstractNum w:abstractNumId="19" w15:restartNumberingAfterBreak="0">
     <w:nsid w:val="6E5F0824"/>
     <w:multiLevelType w:val="hybridMultilevel"/>
     <w:tmpl w:val="AA749694"/>
@@ -6322,7 +6406,7 @@
       </w:pPr>
     </w:lvl>
   </w:abstractNum>
-  <w:abstractNum w:abstractNumId="19" w15:restartNumberingAfterBreak="0">
+  <w:abstractNum w:abstractNumId="20" w15:restartNumberingAfterBreak="0">
     <w:nsid w:val="72CA1036"/>
     <w:multiLevelType w:val="multilevel"/>
     <w:tmpl w:val="243A1526"/>
@@ -6435,7 +6519,7 @@
       </w:rPr>
     </w:lvl>
   </w:abstractNum>
-  <w:abstractNum w:abstractNumId="20" w15:restartNumberingAfterBreak="0">
+  <w:abstractNum w:abstractNumId="21" w15:restartNumberingAfterBreak="0">
     <w:nsid w:val="747F0CF0"/>
     <w:multiLevelType w:val="hybridMultilevel"/>
     <w:tmpl w:val="D1E27852"/>
@@ -6524,7 +6608,7 @@
       </w:pPr>
     </w:lvl>
   </w:abstractNum>
-  <w:abstractNum w:abstractNumId="21" w15:restartNumberingAfterBreak="0">
+  <w:abstractNum w:abstractNumId="22" w15:restartNumberingAfterBreak="0">
     <w:nsid w:val="7B5670B7"/>
     <w:multiLevelType w:val="hybridMultilevel"/>
     <w:tmpl w:val="49B05FB4"/>
@@ -6614,16 +6698,16 @@
     </w:lvl>
   </w:abstractNum>
   <w:num w:numId="1" w16cid:durableId="1433478691">
-    <w:abstractNumId w:val="19"/>
+    <w:abstractNumId w:val="20"/>
   </w:num>
   <w:num w:numId="2" w16cid:durableId="1534541259">
-    <w:abstractNumId w:val="13"/>
+    <w:abstractNumId w:val="14"/>
   </w:num>
   <w:num w:numId="3" w16cid:durableId="607859535">
-    <w:abstractNumId w:val="6"/>
+    <w:abstractNumId w:val="7"/>
   </w:num>
   <w:num w:numId="4" w16cid:durableId="1122384868">
-    <w:abstractNumId w:val="7"/>
+    <w:abstractNumId w:val="8"/>
   </w:num>
   <w:num w:numId="5" w16cid:durableId="837119394">
     <w:abstractNumId w:val="1"/>
@@ -6632,52 +6716,55 @@
     <w:abstractNumId w:val="4"/>
   </w:num>
   <w:num w:numId="7" w16cid:durableId="1346788133">
-    <w:abstractNumId w:val="8"/>
+    <w:abstractNumId w:val="9"/>
   </w:num>
   <w:num w:numId="8" w16cid:durableId="792940952">
     <w:abstractNumId w:val="2"/>
   </w:num>
   <w:num w:numId="9" w16cid:durableId="1501458158">
-    <w:abstractNumId w:val="20"/>
+    <w:abstractNumId w:val="21"/>
   </w:num>
   <w:num w:numId="10" w16cid:durableId="577329611">
     <w:abstractNumId w:val="3"/>
   </w:num>
   <w:num w:numId="11" w16cid:durableId="89132164">
+    <w:abstractNumId w:val="12"/>
+  </w:num>
+  <w:num w:numId="12" w16cid:durableId="1842088355">
+    <w:abstractNumId w:val="19"/>
+  </w:num>
+  <w:num w:numId="13" w16cid:durableId="1218472110">
     <w:abstractNumId w:val="11"/>
   </w:num>
-  <w:num w:numId="12" w16cid:durableId="1842088355">
-    <w:abstractNumId w:val="18"/>
-  </w:num>
-  <w:num w:numId="13" w16cid:durableId="1218472110">
-    <w:abstractNumId w:val="10"/>
-  </w:num>
   <w:num w:numId="14" w16cid:durableId="2025401270">
-    <w:abstractNumId w:val="21"/>
+    <w:abstractNumId w:val="22"/>
   </w:num>
   <w:num w:numId="15" w16cid:durableId="1175652071">
     <w:abstractNumId w:val="5"/>
   </w:num>
   <w:num w:numId="16" w16cid:durableId="1161123257">
-    <w:abstractNumId w:val="14"/>
+    <w:abstractNumId w:val="15"/>
   </w:num>
   <w:num w:numId="17" w16cid:durableId="544605616">
+    <w:abstractNumId w:val="18"/>
+  </w:num>
+  <w:num w:numId="18" w16cid:durableId="1867979369">
+    <w:abstractNumId w:val="10"/>
+  </w:num>
+  <w:num w:numId="19" w16cid:durableId="407458402">
     <w:abstractNumId w:val="17"/>
   </w:num>
-  <w:num w:numId="18" w16cid:durableId="1867979369">
-    <w:abstractNumId w:val="9"/>
-  </w:num>
-  <w:num w:numId="19" w16cid:durableId="407458402">
+  <w:num w:numId="20" w16cid:durableId="2014917235">
     <w:abstractNumId w:val="16"/>
   </w:num>
-  <w:num w:numId="20" w16cid:durableId="2014917235">
-    <w:abstractNumId w:val="15"/>
-  </w:num>
   <w:num w:numId="21" w16cid:durableId="432747625">
-    <w:abstractNumId w:val="12"/>
+    <w:abstractNumId w:val="13"/>
   </w:num>
   <w:num w:numId="22" w16cid:durableId="1644853330">
     <w:abstractNumId w:val="0"/>
+  </w:num>
+  <w:num w:numId="23" w16cid:durableId="685326007">
+    <w:abstractNumId w:val="6"/>
   </w:num>
 </w:numbering>
 </file>
